--- a/文书报告/【排版结果】计算机设计大赛准备(1)(1).docx
+++ b/文书报告/【排版结果】计算机设计大赛准备(1)(1).docx
@@ -293,7 +293,7 @@
           <w:color w:val="auto"/>
           <w:sz w:val="24"/>
         </w:rPr>
-        <w:t>二、作品名称</w:t>
+        <w:t>作品名称</w:t>
       </w:r>
     </w:p>
     <w:p>
@@ -341,7 +341,7 @@
           <w:color w:val="auto"/>
           <w:sz w:val="24"/>
         </w:rPr>
-        <w:t>三、系统总体框架</w:t>
+        <w:t>系统总体框架</w:t>
       </w:r>
     </w:p>
     <w:p>
@@ -354,10 +354,11 @@
         <w:jc w:val="left"/>
         <w:outlineLvl w:val="1"/>
         <w:rPr>
-          <w:rFonts w:ascii="宋体" w:eastAsia="宋体"/>
+          <w:rFonts w:hint="eastAsia" w:ascii="宋体" w:eastAsia="宋体"/>
           <w:b/>
           <w:color w:val="auto"/>
           <w:sz w:val="24"/>
+          <w:lang w:val="en-US" w:eastAsia="zh-CN"/>
         </w:rPr>
       </w:pPr>
       <w:r>
@@ -369,28 +370,46 @@
         </w:rPr>
         <w:t>3.1 三层架构</w:t>
       </w:r>
+      <w:r>
+        <w:rPr>
+          <w:rFonts w:hint="eastAsia" w:ascii="宋体" w:eastAsia="宋体"/>
+          <w:b/>
+          <w:color w:val="auto"/>
+          <w:sz w:val="24"/>
+          <w:lang w:val="en-US" w:eastAsia="zh-CN"/>
+        </w:rPr>
+        <w:t>体</w:t>
+      </w:r>
+      <w:bookmarkStart w:id="0" w:name="_GoBack"/>
+      <w:bookmarkEnd w:id="0"/>
+      <w:r>
+        <w:rPr>
+          <w:rFonts w:hint="eastAsia" w:ascii="宋体" w:eastAsia="宋体"/>
+          <w:b/>
+          <w:color w:val="auto"/>
+          <w:sz w:val="24"/>
+          <w:lang w:val="en-US" w:eastAsia="zh-CN"/>
+        </w:rPr>
+        <w:t>系</w:t>
+      </w:r>
     </w:p>
     <w:p>
       <w:pPr>
-        <w:pStyle w:val="81"/>
-        <w:shd w:val="clear" w:color="auto" w:fill="FFFFFF"/>
-        <w:snapToGrid/>
-        <w:spacing w:beforeAutospacing="0" w:after="0" w:afterLines="0" w:afterAutospacing="0" w:line="360" w:lineRule="auto"/>
-        <w:ind w:left="0" w:leftChars="0" w:right="0" w:rightChars="0" w:firstLine="480" w:firstLineChars="200"/>
-        <w:jc w:val="left"/>
         <w:rPr>
-          <w:rFonts w:ascii="宋体" w:hAnsi="Segoe UI" w:eastAsia="宋体" w:cs="Segoe UI"/>
-          <w:color w:val="auto"/>
+          <w:rFonts w:hint="default" w:ascii="Times New Roman" w:hAnsi="Times New Roman" w:eastAsia="微软雅黑" w:cs="Times New Roman"/>
           <w:sz w:val="24"/>
+          <w:szCs w:val="24"/>
+          <w:lang w:val="en-US" w:eastAsia="zh-CN"/>
         </w:rPr>
       </w:pPr>
       <w:r>
         <w:rPr>
-          <w:rFonts w:ascii="宋体" w:hAnsi="Segoe UI" w:eastAsia="宋体" w:cs="Segoe UI"/>
-          <w:color w:val="auto"/>
+          <w:rFonts w:hint="default" w:ascii="Times New Roman" w:hAnsi="Times New Roman" w:eastAsia="微软雅黑" w:cs="Times New Roman"/>
           <w:sz w:val="24"/>
+          <w:szCs w:val="24"/>
+          <w:lang w:val="en-US" w:eastAsia="zh-CN"/>
         </w:rPr>
-        <w:t>采用三层架构，分别为数据层、模型层和应用层，各层具体模块及功能如下：</w:t>
+        <w:t>系统采用分层解耦的三层架构设计，分别为数据层、模型层与应用层，以确保系统的可扩展性、可维护性与高效性。</w:t>
       </w:r>
     </w:p>
     <w:p>
@@ -402,14 +421,14 @@
         <w:ind w:left="0" w:leftChars="0" w:right="0" w:rightChars="0" w:firstLine="482" w:firstLineChars="200"/>
         <w:jc w:val="left"/>
         <w:rPr>
-          <w:rFonts w:ascii="宋体" w:eastAsia="宋体"/>
+          <w:rFonts w:hint="default" w:ascii="Times New Roman" w:hAnsi="Times New Roman" w:eastAsia="宋体" w:cs="Times New Roman"/>
           <w:color w:val="auto"/>
           <w:sz w:val="24"/>
         </w:rPr>
       </w:pPr>
       <w:r>
         <w:rPr>
-          <w:rFonts w:ascii="宋体" w:eastAsia="宋体"/>
+          <w:rFonts w:hint="default" w:ascii="Times New Roman" w:hAnsi="Times New Roman" w:eastAsia="宋体" w:cs="Times New Roman"/>
           <w:color w:val="auto"/>
           <w:sz w:val="24"/>
         </w:rPr>
@@ -1989,7 +2008,6 @@
             <w:insideH w:val="none" w:color="auto" w:sz="0" w:space="0"/>
             <w:insideV w:val="none" w:color="auto" w:sz="0" w:space="0"/>
           </w:tblBorders>
-          <w:shd w:val="clear" w:color="auto" w:fill="auto"/>
           <w:tblCellMar>
             <w:top w:w="15" w:type="dxa"/>
             <w:left w:w="15" w:type="dxa"/>
@@ -2229,7 +2247,6 @@
             <w:insideH w:val="none" w:color="auto" w:sz="0" w:space="0"/>
             <w:insideV w:val="none" w:color="auto" w:sz="0" w:space="0"/>
           </w:tblBorders>
-          <w:shd w:val="clear" w:color="auto" w:fill="auto"/>
           <w:tblCellMar>
             <w:top w:w="15" w:type="dxa"/>
             <w:left w:w="15" w:type="dxa"/>
@@ -2466,7 +2483,6 @@
             <w:insideH w:val="none" w:color="auto" w:sz="0" w:space="0"/>
             <w:insideV w:val="none" w:color="auto" w:sz="0" w:space="0"/>
           </w:tblBorders>
-          <w:shd w:val="clear" w:color="auto" w:fill="auto"/>
           <w:tblCellMar>
             <w:top w:w="15" w:type="dxa"/>
             <w:left w:w="15" w:type="dxa"/>
@@ -2688,7 +2704,6 @@
             <w:insideH w:val="none" w:color="auto" w:sz="0" w:space="0"/>
             <w:insideV w:val="none" w:color="auto" w:sz="0" w:space="0"/>
           </w:tblBorders>
-          <w:shd w:val="clear" w:color="auto" w:fill="auto"/>
           <w:tblCellMar>
             <w:top w:w="15" w:type="dxa"/>
             <w:left w:w="15" w:type="dxa"/>
@@ -2910,7 +2925,6 @@
             <w:insideH w:val="none" w:color="auto" w:sz="0" w:space="0"/>
             <w:insideV w:val="none" w:color="auto" w:sz="0" w:space="0"/>
           </w:tblBorders>
-          <w:shd w:val="clear" w:color="auto" w:fill="auto"/>
           <w:tblCellMar>
             <w:top w:w="15" w:type="dxa"/>
             <w:left w:w="15" w:type="dxa"/>
@@ -3147,7 +3161,6 @@
             <w:insideH w:val="none" w:color="auto" w:sz="0" w:space="0"/>
             <w:insideV w:val="none" w:color="auto" w:sz="0" w:space="0"/>
           </w:tblBorders>
-          <w:shd w:val="clear" w:color="auto" w:fill="auto"/>
           <w:tblCellMar>
             <w:top w:w="15" w:type="dxa"/>
             <w:left w:w="15" w:type="dxa"/>
@@ -3369,7 +3382,6 @@
             <w:insideH w:val="none" w:color="auto" w:sz="0" w:space="0"/>
             <w:insideV w:val="none" w:color="auto" w:sz="0" w:space="0"/>
           </w:tblBorders>
-          <w:shd w:val="clear" w:color="auto" w:fill="auto"/>
           <w:tblCellMar>
             <w:top w:w="15" w:type="dxa"/>
             <w:left w:w="15" w:type="dxa"/>
@@ -3606,7 +3618,6 @@
             <w:insideH w:val="none" w:color="auto" w:sz="0" w:space="0"/>
             <w:insideV w:val="none" w:color="auto" w:sz="0" w:space="0"/>
           </w:tblBorders>
-          <w:shd w:val="clear" w:color="auto" w:fill="auto"/>
           <w:tblCellMar>
             <w:top w:w="15" w:type="dxa"/>
             <w:left w:w="15" w:type="dxa"/>
@@ -4065,7 +4076,6 @@
             <w:insideH w:val="none" w:color="auto" w:sz="0" w:space="0"/>
             <w:insideV w:val="none" w:color="auto" w:sz="0" w:space="0"/>
           </w:tblBorders>
-          <w:shd w:val="clear" w:color="auto" w:fill="auto"/>
           <w:tblCellMar>
             <w:top w:w="15" w:type="dxa"/>
             <w:left w:w="15" w:type="dxa"/>
@@ -4461,6 +4471,7 @@
     </w:p>
     <w:tbl>
       <w:tblPr>
+        <w:tblStyle w:val="88"/>
         <w:tblW w:w="0" w:type="auto"/>
         <w:tblInd w:w="0" w:type="dxa"/>
         <w:tblBorders>
@@ -4471,7 +4482,7 @@
           <w:insideH w:val="none" w:color="auto" w:sz="0" w:space="0"/>
           <w:insideV w:val="none" w:color="auto" w:sz="0" w:space="0"/>
         </w:tblBorders>
-        <w:shd w:val="clear"/>
+        <w:shd w:val="clear" w:color="auto" w:fill="auto"/>
         <w:tblLayout w:type="autofit"/>
         <w:tblCellMar>
           <w:top w:w="15" w:type="dxa"/>
@@ -4497,7 +4508,6 @@
             <w:insideH w:val="none" w:color="auto" w:sz="0" w:space="0"/>
             <w:insideV w:val="none" w:color="auto" w:sz="0" w:space="0"/>
           </w:tblBorders>
-          <w:shd w:val="clear"/>
           <w:tblCellMar>
             <w:top w:w="15" w:type="dxa"/>
             <w:left w:w="15" w:type="dxa"/>
@@ -4517,7 +4527,7 @@
               <w:bottom w:val="single" w:color="000000" w:sz="6" w:space="0"/>
               <w:right w:val="single" w:color="000000" w:sz="6" w:space="0"/>
             </w:tcBorders>
-            <w:shd w:val="clear"/>
+            <w:shd w:val="clear" w:color="auto" w:fill="auto"/>
             <w:tcMar>
               <w:top w:w="240" w:type="dxa"/>
               <w:left w:w="0" w:type="dxa"/>
@@ -4551,7 +4561,7 @@
               <w:bottom w:val="single" w:color="000000" w:sz="6" w:space="0"/>
               <w:right w:val="single" w:color="000000" w:sz="6" w:space="0"/>
             </w:tcBorders>
-            <w:shd w:val="clear"/>
+            <w:shd w:val="clear" w:color="auto" w:fill="auto"/>
             <w:tcMar>
               <w:top w:w="240" w:type="dxa"/>
               <w:left w:w="0" w:type="dxa"/>
@@ -4585,7 +4595,7 @@
               <w:bottom w:val="single" w:color="000000" w:sz="6" w:space="0"/>
               <w:right w:val="single" w:color="000000" w:sz="6" w:space="0"/>
             </w:tcBorders>
-            <w:shd w:val="clear"/>
+            <w:shd w:val="clear" w:color="auto" w:fill="auto"/>
             <w:tcMar>
               <w:top w:w="240" w:type="dxa"/>
               <w:left w:w="0" w:type="dxa"/>
@@ -4619,7 +4629,7 @@
               <w:bottom w:val="single" w:color="000000" w:sz="6" w:space="0"/>
               <w:right w:val="single" w:color="000000" w:sz="6" w:space="0"/>
             </w:tcBorders>
-            <w:shd w:val="clear"/>
+            <w:shd w:val="clear" w:color="auto" w:fill="auto"/>
             <w:tcMar>
               <w:top w:w="240" w:type="dxa"/>
               <w:left w:w="0" w:type="dxa"/>
@@ -4653,7 +4663,7 @@
               <w:bottom w:val="single" w:color="000000" w:sz="6" w:space="0"/>
               <w:right w:val="single" w:color="000000" w:sz="6" w:space="0"/>
             </w:tcBorders>
-            <w:shd w:val="clear"/>
+            <w:shd w:val="clear" w:color="auto" w:fill="auto"/>
             <w:tcMar>
               <w:top w:w="240" w:type="dxa"/>
               <w:left w:w="0" w:type="dxa"/>
@@ -4689,7 +4699,6 @@
             <w:insideH w:val="none" w:color="auto" w:sz="0" w:space="0"/>
             <w:insideV w:val="none" w:color="auto" w:sz="0" w:space="0"/>
           </w:tblBorders>
-          <w:shd w:val="clear"/>
           <w:tblCellMar>
             <w:top w:w="15" w:type="dxa"/>
             <w:left w:w="15" w:type="dxa"/>
@@ -4709,7 +4718,7 @@
               <w:bottom w:val="single" w:color="000000" w:sz="6" w:space="0"/>
               <w:right w:val="single" w:color="000000" w:sz="6" w:space="0"/>
             </w:tcBorders>
-            <w:shd w:val="clear"/>
+            <w:shd w:val="clear" w:color="auto" w:fill="auto"/>
             <w:tcMar>
               <w:top w:w="240" w:type="dxa"/>
               <w:left w:w="0" w:type="dxa"/>
@@ -4743,7 +4752,7 @@
               <w:bottom w:val="single" w:color="000000" w:sz="6" w:space="0"/>
               <w:right w:val="single" w:color="000000" w:sz="6" w:space="0"/>
             </w:tcBorders>
-            <w:shd w:val="clear"/>
+            <w:shd w:val="clear" w:color="auto" w:fill="auto"/>
             <w:tcMar>
               <w:top w:w="240" w:type="dxa"/>
               <w:left w:w="0" w:type="dxa"/>
@@ -4777,7 +4786,7 @@
               <w:bottom w:val="single" w:color="000000" w:sz="6" w:space="0"/>
               <w:right w:val="single" w:color="000000" w:sz="6" w:space="0"/>
             </w:tcBorders>
-            <w:shd w:val="clear"/>
+            <w:shd w:val="clear" w:color="auto" w:fill="auto"/>
             <w:tcMar>
               <w:top w:w="240" w:type="dxa"/>
               <w:left w:w="0" w:type="dxa"/>
@@ -4811,7 +4820,7 @@
               <w:bottom w:val="single" w:color="000000" w:sz="6" w:space="0"/>
               <w:right w:val="single" w:color="000000" w:sz="6" w:space="0"/>
             </w:tcBorders>
-            <w:shd w:val="clear"/>
+            <w:shd w:val="clear" w:color="auto" w:fill="auto"/>
             <w:tcMar>
               <w:top w:w="240" w:type="dxa"/>
               <w:left w:w="0" w:type="dxa"/>
@@ -4845,7 +4854,7 @@
               <w:bottom w:val="single" w:color="000000" w:sz="6" w:space="0"/>
               <w:right w:val="single" w:color="000000" w:sz="6" w:space="0"/>
             </w:tcBorders>
-            <w:shd w:val="clear"/>
+            <w:shd w:val="clear" w:color="auto" w:fill="auto"/>
             <w:tcMar>
               <w:top w:w="240" w:type="dxa"/>
               <w:left w:w="0" w:type="dxa"/>
@@ -4900,7 +4909,7 @@
               <w:bottom w:val="single" w:color="000000" w:sz="6" w:space="0"/>
               <w:right w:val="single" w:color="000000" w:sz="6" w:space="0"/>
             </w:tcBorders>
-            <w:shd w:val="clear"/>
+            <w:shd w:val="clear" w:color="auto" w:fill="auto"/>
             <w:tcMar>
               <w:top w:w="240" w:type="dxa"/>
               <w:left w:w="0" w:type="dxa"/>
@@ -4934,7 +4943,7 @@
               <w:bottom w:val="single" w:color="000000" w:sz="6" w:space="0"/>
               <w:right w:val="single" w:color="000000" w:sz="6" w:space="0"/>
             </w:tcBorders>
-            <w:shd w:val="clear"/>
+            <w:shd w:val="clear" w:color="auto" w:fill="auto"/>
             <w:tcMar>
               <w:top w:w="240" w:type="dxa"/>
               <w:left w:w="0" w:type="dxa"/>
@@ -4968,7 +4977,7 @@
               <w:bottom w:val="single" w:color="000000" w:sz="6" w:space="0"/>
               <w:right w:val="single" w:color="000000" w:sz="6" w:space="0"/>
             </w:tcBorders>
-            <w:shd w:val="clear"/>
+            <w:shd w:val="clear" w:color="auto" w:fill="auto"/>
             <w:tcMar>
               <w:top w:w="240" w:type="dxa"/>
               <w:left w:w="0" w:type="dxa"/>
@@ -5002,7 +5011,7 @@
               <w:bottom w:val="single" w:color="000000" w:sz="6" w:space="0"/>
               <w:right w:val="single" w:color="000000" w:sz="6" w:space="0"/>
             </w:tcBorders>
-            <w:shd w:val="clear"/>
+            <w:shd w:val="clear" w:color="auto" w:fill="auto"/>
             <w:tcMar>
               <w:top w:w="240" w:type="dxa"/>
               <w:left w:w="0" w:type="dxa"/>
@@ -5036,7 +5045,7 @@
               <w:bottom w:val="single" w:color="000000" w:sz="6" w:space="0"/>
               <w:right w:val="single" w:color="000000" w:sz="6" w:space="0"/>
             </w:tcBorders>
-            <w:shd w:val="clear"/>
+            <w:shd w:val="clear" w:color="auto" w:fill="auto"/>
             <w:tcMar>
               <w:top w:w="240" w:type="dxa"/>
               <w:left w:w="0" w:type="dxa"/>
@@ -5072,7 +5081,7 @@
             <w:insideH w:val="none" w:color="auto" w:sz="0" w:space="0"/>
             <w:insideV w:val="none" w:color="auto" w:sz="0" w:space="0"/>
           </w:tblBorders>
-          <w:shd w:val="clear"/>
+          <w:shd w:val="clear" w:color="auto" w:fill="auto"/>
           <w:tblCellMar>
             <w:top w:w="15" w:type="dxa"/>
             <w:left w:w="15" w:type="dxa"/>
@@ -5092,7 +5101,7 @@
               <w:bottom w:val="single" w:color="000000" w:sz="6" w:space="0"/>
               <w:right w:val="single" w:color="000000" w:sz="6" w:space="0"/>
             </w:tcBorders>
-            <w:shd w:val="clear"/>
+            <w:shd w:val="clear" w:color="auto" w:fill="auto"/>
             <w:tcMar>
               <w:top w:w="240" w:type="dxa"/>
               <w:left w:w="0" w:type="dxa"/>
@@ -5126,7 +5135,7 @@
               <w:bottom w:val="single" w:color="000000" w:sz="6" w:space="0"/>
               <w:right w:val="single" w:color="000000" w:sz="6" w:space="0"/>
             </w:tcBorders>
-            <w:shd w:val="clear"/>
+            <w:shd w:val="clear" w:color="auto" w:fill="auto"/>
             <w:tcMar>
               <w:top w:w="240" w:type="dxa"/>
               <w:left w:w="0" w:type="dxa"/>
@@ -5160,7 +5169,7 @@
               <w:bottom w:val="single" w:color="000000" w:sz="6" w:space="0"/>
               <w:right w:val="single" w:color="000000" w:sz="6" w:space="0"/>
             </w:tcBorders>
-            <w:shd w:val="clear"/>
+            <w:shd w:val="clear" w:color="auto" w:fill="auto"/>
             <w:tcMar>
               <w:top w:w="240" w:type="dxa"/>
               <w:left w:w="0" w:type="dxa"/>
@@ -5194,7 +5203,7 @@
               <w:bottom w:val="single" w:color="000000" w:sz="6" w:space="0"/>
               <w:right w:val="single" w:color="000000" w:sz="6" w:space="0"/>
             </w:tcBorders>
-            <w:shd w:val="clear"/>
+            <w:shd w:val="clear" w:color="auto" w:fill="auto"/>
             <w:tcMar>
               <w:top w:w="240" w:type="dxa"/>
               <w:left w:w="0" w:type="dxa"/>
@@ -5228,7 +5237,7 @@
               <w:bottom w:val="single" w:color="000000" w:sz="6" w:space="0"/>
               <w:right w:val="single" w:color="000000" w:sz="6" w:space="0"/>
             </w:tcBorders>
-            <w:shd w:val="clear"/>
+            <w:shd w:val="clear" w:color="auto" w:fill="auto"/>
             <w:tcMar>
               <w:top w:w="240" w:type="dxa"/>
               <w:left w:w="0" w:type="dxa"/>
@@ -5287,6 +5296,7 @@
     </w:p>
     <w:tbl>
       <w:tblPr>
+        <w:tblStyle w:val="88"/>
         <w:tblW w:w="0" w:type="auto"/>
         <w:tblInd w:w="0" w:type="dxa"/>
         <w:tblBorders>
@@ -5297,7 +5307,7 @@
           <w:insideH w:val="none" w:color="auto" w:sz="0" w:space="0"/>
           <w:insideV w:val="none" w:color="auto" w:sz="0" w:space="0"/>
         </w:tblBorders>
-        <w:shd w:val="clear"/>
+        <w:shd w:val="clear" w:color="auto" w:fill="auto"/>
         <w:tblLayout w:type="autofit"/>
         <w:tblCellMar>
           <w:top w:w="15" w:type="dxa"/>
@@ -5321,7 +5331,7 @@
             <w:insideH w:val="none" w:color="auto" w:sz="0" w:space="0"/>
             <w:insideV w:val="none" w:color="auto" w:sz="0" w:space="0"/>
           </w:tblBorders>
-          <w:shd w:val="clear"/>
+          <w:shd w:val="clear" w:color="auto" w:fill="auto"/>
           <w:tblCellMar>
             <w:top w:w="15" w:type="dxa"/>
             <w:left w:w="15" w:type="dxa"/>
@@ -5341,7 +5351,7 @@
               <w:bottom w:val="single" w:color="000000" w:sz="6" w:space="0"/>
               <w:right w:val="single" w:color="000000" w:sz="6" w:space="0"/>
             </w:tcBorders>
-            <w:shd w:val="clear"/>
+            <w:shd w:val="clear" w:color="auto" w:fill="auto"/>
             <w:tcMar>
               <w:top w:w="240" w:type="dxa"/>
               <w:left w:w="0" w:type="dxa"/>
@@ -5375,7 +5385,7 @@
               <w:bottom w:val="single" w:color="000000" w:sz="6" w:space="0"/>
               <w:right w:val="single" w:color="000000" w:sz="6" w:space="0"/>
             </w:tcBorders>
-            <w:shd w:val="clear"/>
+            <w:shd w:val="clear" w:color="auto" w:fill="auto"/>
             <w:tcMar>
               <w:top w:w="240" w:type="dxa"/>
               <w:left w:w="0" w:type="dxa"/>
@@ -5409,7 +5419,7 @@
               <w:bottom w:val="single" w:color="000000" w:sz="6" w:space="0"/>
               <w:right w:val="single" w:color="000000" w:sz="6" w:space="0"/>
             </w:tcBorders>
-            <w:shd w:val="clear"/>
+            <w:shd w:val="clear" w:color="auto" w:fill="auto"/>
             <w:tcMar>
               <w:top w:w="240" w:type="dxa"/>
               <w:left w:w="0" w:type="dxa"/>
@@ -5445,7 +5455,7 @@
             <w:insideH w:val="none" w:color="auto" w:sz="0" w:space="0"/>
             <w:insideV w:val="none" w:color="auto" w:sz="0" w:space="0"/>
           </w:tblBorders>
-          <w:shd w:val="clear"/>
+          <w:shd w:val="clear" w:color="auto" w:fill="auto"/>
           <w:tblCellMar>
             <w:top w:w="15" w:type="dxa"/>
             <w:left w:w="15" w:type="dxa"/>
@@ -5465,7 +5475,7 @@
               <w:bottom w:val="single" w:color="000000" w:sz="6" w:space="0"/>
               <w:right w:val="single" w:color="000000" w:sz="6" w:space="0"/>
             </w:tcBorders>
-            <w:shd w:val="clear"/>
+            <w:shd w:val="clear" w:color="auto" w:fill="auto"/>
             <w:tcMar>
               <w:top w:w="240" w:type="dxa"/>
               <w:left w:w="0" w:type="dxa"/>
@@ -5499,7 +5509,7 @@
               <w:bottom w:val="single" w:color="000000" w:sz="6" w:space="0"/>
               <w:right w:val="single" w:color="000000" w:sz="6" w:space="0"/>
             </w:tcBorders>
-            <w:shd w:val="clear"/>
+            <w:shd w:val="clear" w:color="auto" w:fill="auto"/>
             <w:tcMar>
               <w:top w:w="240" w:type="dxa"/>
               <w:left w:w="0" w:type="dxa"/>
@@ -5533,7 +5543,7 @@
               <w:bottom w:val="single" w:color="000000" w:sz="6" w:space="0"/>
               <w:right w:val="single" w:color="000000" w:sz="6" w:space="0"/>
             </w:tcBorders>
-            <w:shd w:val="clear"/>
+            <w:shd w:val="clear" w:color="auto" w:fill="auto"/>
             <w:tcMar>
               <w:top w:w="240" w:type="dxa"/>
               <w:left w:w="0" w:type="dxa"/>
@@ -5569,7 +5579,7 @@
             <w:insideH w:val="none" w:color="auto" w:sz="0" w:space="0"/>
             <w:insideV w:val="none" w:color="auto" w:sz="0" w:space="0"/>
           </w:tblBorders>
-          <w:shd w:val="clear"/>
+          <w:shd w:val="clear" w:color="auto" w:fill="auto"/>
           <w:tblCellMar>
             <w:top w:w="15" w:type="dxa"/>
             <w:left w:w="15" w:type="dxa"/>
@@ -5589,7 +5599,7 @@
               <w:bottom w:val="single" w:color="000000" w:sz="6" w:space="0"/>
               <w:right w:val="single" w:color="000000" w:sz="6" w:space="0"/>
             </w:tcBorders>
-            <w:shd w:val="clear"/>
+            <w:shd w:val="clear" w:color="auto" w:fill="auto"/>
             <w:tcMar>
               <w:top w:w="240" w:type="dxa"/>
               <w:left w:w="0" w:type="dxa"/>
@@ -5623,7 +5633,7 @@
               <w:bottom w:val="single" w:color="000000" w:sz="6" w:space="0"/>
               <w:right w:val="single" w:color="000000" w:sz="6" w:space="0"/>
             </w:tcBorders>
-            <w:shd w:val="clear"/>
+            <w:shd w:val="clear" w:color="auto" w:fill="auto"/>
             <w:tcMar>
               <w:top w:w="240" w:type="dxa"/>
               <w:left w:w="0" w:type="dxa"/>
@@ -5657,7 +5667,7 @@
               <w:bottom w:val="single" w:color="000000" w:sz="6" w:space="0"/>
               <w:right w:val="single" w:color="000000" w:sz="6" w:space="0"/>
             </w:tcBorders>
-            <w:shd w:val="clear"/>
+            <w:shd w:val="clear" w:color="auto" w:fill="auto"/>
             <w:tcMar>
               <w:top w:w="240" w:type="dxa"/>
               <w:left w:w="0" w:type="dxa"/>
@@ -5693,7 +5703,6 @@
             <w:insideH w:val="none" w:color="auto" w:sz="0" w:space="0"/>
             <w:insideV w:val="none" w:color="auto" w:sz="0" w:space="0"/>
           </w:tblBorders>
-          <w:shd w:val="clear"/>
           <w:tblCellMar>
             <w:top w:w="15" w:type="dxa"/>
             <w:left w:w="15" w:type="dxa"/>
@@ -5713,7 +5722,7 @@
               <w:bottom w:val="single" w:color="000000" w:sz="6" w:space="0"/>
               <w:right w:val="single" w:color="000000" w:sz="6" w:space="0"/>
             </w:tcBorders>
-            <w:shd w:val="clear"/>
+            <w:shd w:val="clear" w:color="auto" w:fill="auto"/>
             <w:tcMar>
               <w:top w:w="240" w:type="dxa"/>
               <w:left w:w="0" w:type="dxa"/>
@@ -5747,7 +5756,7 @@
               <w:bottom w:val="single" w:color="000000" w:sz="6" w:space="0"/>
               <w:right w:val="single" w:color="000000" w:sz="6" w:space="0"/>
             </w:tcBorders>
-            <w:shd w:val="clear"/>
+            <w:shd w:val="clear" w:color="auto" w:fill="auto"/>
             <w:tcMar>
               <w:top w:w="240" w:type="dxa"/>
               <w:left w:w="0" w:type="dxa"/>
@@ -5781,7 +5790,7 @@
               <w:bottom w:val="single" w:color="000000" w:sz="6" w:space="0"/>
               <w:right w:val="single" w:color="000000" w:sz="6" w:space="0"/>
             </w:tcBorders>
-            <w:shd w:val="clear"/>
+            <w:shd w:val="clear" w:color="auto" w:fill="auto"/>
             <w:tcMar>
               <w:top w:w="240" w:type="dxa"/>
               <w:left w:w="0" w:type="dxa"/>
@@ -5817,7 +5826,7 @@
             <w:insideH w:val="none" w:color="auto" w:sz="0" w:space="0"/>
             <w:insideV w:val="none" w:color="auto" w:sz="0" w:space="0"/>
           </w:tblBorders>
-          <w:shd w:val="clear"/>
+          <w:shd w:val="clear" w:color="auto" w:fill="auto"/>
           <w:tblCellMar>
             <w:top w:w="15" w:type="dxa"/>
             <w:left w:w="15" w:type="dxa"/>
@@ -5837,7 +5846,7 @@
               <w:bottom w:val="single" w:color="000000" w:sz="6" w:space="0"/>
               <w:right w:val="single" w:color="000000" w:sz="6" w:space="0"/>
             </w:tcBorders>
-            <w:shd w:val="clear"/>
+            <w:shd w:val="clear" w:color="auto" w:fill="auto"/>
             <w:tcMar>
               <w:top w:w="240" w:type="dxa"/>
               <w:left w:w="0" w:type="dxa"/>
@@ -5871,7 +5880,7 @@
               <w:bottom w:val="single" w:color="000000" w:sz="6" w:space="0"/>
               <w:right w:val="single" w:color="000000" w:sz="6" w:space="0"/>
             </w:tcBorders>
-            <w:shd w:val="clear"/>
+            <w:shd w:val="clear" w:color="auto" w:fill="auto"/>
             <w:tcMar>
               <w:top w:w="240" w:type="dxa"/>
               <w:left w:w="0" w:type="dxa"/>
@@ -5905,7 +5914,7 @@
               <w:bottom w:val="single" w:color="000000" w:sz="6" w:space="0"/>
               <w:right w:val="single" w:color="000000" w:sz="6" w:space="0"/>
             </w:tcBorders>
-            <w:shd w:val="clear"/>
+            <w:shd w:val="clear" w:color="auto" w:fill="auto"/>
             <w:tcMar>
               <w:top w:w="240" w:type="dxa"/>
               <w:left w:w="0" w:type="dxa"/>
@@ -6047,8 +6056,6 @@
           <w:lang w:val="en-US" w:eastAsia="zh-CN"/>
         </w:rPr>
       </w:pPr>
-      <w:bookmarkStart w:id="0" w:name="_GoBack"/>
-      <w:bookmarkEnd w:id="0"/>
     </w:p>
     <w:sectPr>
       <w:headerReference r:id="rId5" w:type="default"/>
